--- a/Teste.docx
+++ b/Teste.docx
@@ -4,14 +4,25 @@
   <w:body>
     <w:p>
       <w:pPr>
-        <w:jc w:val="both"/>
-        <w:rPr/>
-      </w:pPr>
-      <w:r>
-        <w:rPr>
-          <w:rtl w:val="0"/>
-        </w:rPr>
-        <w:t xml:space="preserve">Nos: {{Nome_completo}} ({{Data_nascimento}} - {{Estado_nascimento}} - Brasil)  delegamos para representar, defender e auxiliar-nos neste julgamento, para o reconhecimento da cidadania italiana perante o Tribunal de {{Tribunal}}, em todas as fases, estados e graus, incluindo qualquer fase de oposição, bem como a fase de execução e qualquer oposição à mesma e a qualquer outro ato inerente, conseqüente e subsequente, o advogado Vincenzo Carosi, elegendo o domicílio como na epígrafe e conferindo todos os poderes e faculdades do art. 84 c.p.c. e também o poder de realizar atos que envolvam a provisão do direito em disputa, nomear promotores internos para eleger domicílio, ser substituído, nomear outros promotores e advogados.</w:t>
+        <w:rPr/>
+      </w:pPr>
+      <w:r>
+        <w:rPr>
+          <w:rtl w:val="0"/>
+        </w:rPr>
+        <w:t xml:space="preserve">Nos: {{Nome_completo}} ({{Data_nascimento}} - {{</w:t>
+      </w:r>
+      <w:r>
+        <w:rPr>
+          <w:rtl w:val="0"/>
+        </w:rPr>
+        <w:t xml:space="preserve">Estado_nascimento</w:t>
+      </w:r>
+      <w:r>
+        <w:rPr>
+          <w:rtl w:val="0"/>
+        </w:rPr>
+        <w:t xml:space="preserve">}} - Brasil)  delegamos para representar, defender e auxiliar-nos neste julgamento, para o reconhecimento da cidadania italiana perante o Tribunal de {{Tribunal}}, em todas as fases, estados e graus, incluindo qualquer fase de oposição, bem como a fase de execução e qualquer oposição à mesma e a qualquer outro ato inerente, conseqüente e subsequente, o advogado Vincenzo Carosi, elegendo o domicílio como na epígrafe e conferindo todos os poderes e faculdades do art. 84 c.p.c. e também o poder de realizar atos que envolvam a provisão do direito em disputa, nomear promotores internos para eleger domicílio, ser substituído, nomear outros promotores e advogados.</w:t>
       </w:r>
     </w:p>
     <w:p>
@@ -197,12 +208,12 @@
         <wp:inline distB="114300" distT="114300" distL="114300" distR="114300">
           <wp:extent cx="5731200" cy="723900"/>
           <wp:effectExtent b="0" l="0" r="0" t="0"/>
-          <wp:docPr id="2" name="image1.png"/>
+          <wp:docPr id="2" name="image2.png"/>
           <a:graphic>
             <a:graphicData uri="http://schemas.openxmlformats.org/drawingml/2006/picture">
               <pic:pic>
                 <pic:nvPicPr>
-                  <pic:cNvPr id="0" name="image1.png"/>
+                  <pic:cNvPr id="0" name="image2.png"/>
                   <pic:cNvPicPr preferRelativeResize="0"/>
                 </pic:nvPicPr>
                 <pic:blipFill>
@@ -248,12 +259,12 @@
         <wp:inline distB="114300" distT="114300" distL="114300" distR="114300">
           <wp:extent cx="3633788" cy="796777"/>
           <wp:effectExtent b="0" l="0" r="0" t="0"/>
-          <wp:docPr id="1" name="image2.png"/>
+          <wp:docPr id="1" name="image1.png"/>
           <a:graphic>
             <a:graphicData uri="http://schemas.openxmlformats.org/drawingml/2006/picture">
               <pic:pic>
                 <pic:nvPicPr>
-                  <pic:cNvPr id="0" name="image2.png"/>
+                  <pic:cNvPr id="0" name="image1.png"/>
                   <pic:cNvPicPr preferRelativeResize="0"/>
                 </pic:nvPicPr>
                 <pic:blipFill>
@@ -304,6 +315,7 @@
     <w:pPrDefault>
       <w:pPr>
         <w:spacing w:line="276" w:lineRule="auto"/>
+        <w:jc w:val="both"/>
       </w:pPr>
     </w:pPrDefault>
   </w:docDefaults>

--- a/Teste.docx
+++ b/Teste.docx
@@ -4,134 +4,84 @@
   <w:body>
     <w:p>
       <w:pPr>
-        <w:rPr/>
-      </w:pPr>
-      <w:r>
-        <w:rPr>
-          <w:rtl w:val="0"/>
-        </w:rPr>
-        <w:t xml:space="preserve">Nos: {{Nome_completo}} ({{Data_nascimento}} - {{</w:t>
-      </w:r>
-      <w:r>
-        <w:rPr>
-          <w:rtl w:val="0"/>
-        </w:rPr>
-        <w:t xml:space="preserve">Estado_nascimento</w:t>
-      </w:r>
-      <w:r>
-        <w:rPr>
-          <w:rtl w:val="0"/>
-        </w:rPr>
-        <w:t xml:space="preserve">}} - Brasil)  delegamos para representar, defender e auxiliar-nos neste julgamento, para o reconhecimento da cidadania italiana perante o Tribunal de {{Tribunal}}, em todas as fases, estados e graus, incluindo qualquer fase de oposição, bem como a fase de execução e qualquer oposição à mesma e a qualquer outro ato inerente, conseqüente e subsequente, o advogado Vincenzo Carosi, elegendo o domicílio como na epígrafe e conferindo todos os poderes e faculdades do art. 84 c.p.c. e também o poder de realizar atos que envolvam a provisão do direito em disputa, nomear promotores internos para eleger domicílio, ser substituído, nomear outros promotores e advogados.</w:t>
-      </w:r>
-    </w:p>
-    <w:p>
-      <w:pPr>
-        <w:jc w:val="both"/>
-        <w:rPr/>
-      </w:pPr>
-      <w:r>
-        <w:rPr>
-          <w:rtl w:val="0"/>
-        </w:rPr>
-      </w:r>
-    </w:p>
-    <w:p>
-      <w:pPr>
-        <w:jc w:val="both"/>
-        <w:rPr/>
-      </w:pPr>
-      <w:r>
-        <w:rPr>
-          <w:rtl w:val="0"/>
-        </w:rPr>
-        <w:t xml:space="preserve">Com esta procuração, o advogado Vincenzo Carosi também fica autorizado a solicitar os</w:t>
-      </w:r>
-    </w:p>
-    <w:p>
-      <w:pPr>
-        <w:jc w:val="both"/>
-        <w:rPr/>
-      </w:pPr>
-      <w:r>
-        <w:rPr>
-          <w:rtl w:val="0"/>
-        </w:rPr>
-        <w:t xml:space="preserve">posteriores registros, transcrições e averbações legais, nos registros cartoriais, da certidão</w:t>
-      </w:r>
-    </w:p>
-    <w:p>
-      <w:pPr>
-        <w:jc w:val="both"/>
-        <w:rPr/>
-      </w:pPr>
-      <w:r>
-        <w:rPr>
-          <w:rtl w:val="0"/>
-        </w:rPr>
-        <w:t xml:space="preserve">de nascimento dos atuais requerentes, como cidadãos italianos, bem como o registro e</w:t>
-      </w:r>
-    </w:p>
-    <w:p>
-      <w:pPr>
-        <w:jc w:val="both"/>
-        <w:rPr/>
-      </w:pPr>
-      <w:r>
-        <w:rPr>
-          <w:rtl w:val="0"/>
-        </w:rPr>
-        <w:t xml:space="preserve">anotação na certidão de nascimento e nos registros matrimoniais dos requerentes. Os</w:t>
-      </w:r>
-    </w:p>
-    <w:p>
-      <w:pPr>
-        <w:jc w:val="both"/>
-        <w:rPr/>
-      </w:pPr>
-      <w:r>
-        <w:rPr>
-          <w:rtl w:val="0"/>
-        </w:rPr>
-        <w:t xml:space="preserve">documentos de identidade dos signatários estão anexados.</w:t>
-      </w:r>
-    </w:p>
-    <w:p>
-      <w:pPr>
-        <w:jc w:val="both"/>
-        <w:rPr/>
-      </w:pPr>
-      <w:r>
-        <w:rPr>
-          <w:rtl w:val="0"/>
-        </w:rPr>
-      </w:r>
-    </w:p>
-    <w:p>
-      <w:pPr>
-        <w:jc w:val="both"/>
-        <w:rPr/>
-      </w:pPr>
-      <w:r>
-        <w:rPr>
-          <w:rtl w:val="0"/>
-        </w:rPr>
-      </w:r>
-    </w:p>
-    <w:p>
-      <w:pPr>
-        <w:jc w:val="both"/>
-        <w:rPr/>
-      </w:pPr>
-      <w:r>
-        <w:rPr>
-          <w:rtl w:val="0"/>
-        </w:rPr>
-      </w:r>
-    </w:p>
-    <w:p>
-      <w:pPr>
-        <w:jc w:val="both"/>
+        <w:jc w:val="center"/>
+        <w:rPr/>
+      </w:pPr>
+      <w:r>
+        <w:rPr/>
+        <w:drawing>
+          <wp:inline distB="114300" distT="114300" distL="114300" distR="114300">
+            <wp:extent cx="3524250" cy="714375"/>
+            <wp:effectExtent b="0" l="0" r="0" t="0"/>
+            <wp:docPr id="2" name="image1.png"/>
+            <a:graphic>
+              <a:graphicData uri="http://schemas.openxmlformats.org/drawingml/2006/picture">
+                <pic:pic>
+                  <pic:nvPicPr>
+                    <pic:cNvPr id="0" name="image1.png"/>
+                    <pic:cNvPicPr preferRelativeResize="0"/>
+                  </pic:nvPicPr>
+                  <pic:blipFill>
+                    <a:blip r:embed="rId6"/>
+                    <a:srcRect b="0" l="0" r="0" t="0"/>
+                    <a:stretch>
+                      <a:fillRect/>
+                    </a:stretch>
+                  </pic:blipFill>
+                  <pic:spPr>
+                    <a:xfrm>
+                      <a:off x="0" y="0"/>
+                      <a:ext cx="3524250" cy="714375"/>
+                    </a:xfrm>
+                    <a:prstGeom prst="rect"/>
+                    <a:ln/>
+                  </pic:spPr>
+                </pic:pic>
+              </a:graphicData>
+            </a:graphic>
+          </wp:inline>
+        </w:drawing>
+      </w:r>
+      <w:r>
+        <w:rPr>
+          <w:rtl w:val="0"/>
+        </w:rPr>
+      </w:r>
+    </w:p>
+    <w:p>
+      <w:pPr>
+        <w:rPr/>
+      </w:pPr>
+      <w:r>
+        <w:rPr>
+          <w:rtl w:val="0"/>
+        </w:rPr>
+      </w:r>
+    </w:p>
+    <w:p>
+      <w:pPr>
+        <w:rPr/>
+      </w:pPr>
+      <w:r>
+        <w:rPr>
+          <w:rtl w:val="0"/>
+        </w:rPr>
+        <w:t xml:space="preserve">Nos: {{Nome_completo}} ({{Data_nascimento}} - {{Estado_nascimento}} - Brasil) delegamos para representar, defender e auxiliar-nos neste julgamento, para o reconhecimento da cidadania italiana perante o Tribunal de {{Tribunal}}, em todas as fases, estados e graus, incluindo qualquer fase de oposição, bem como a fase de execução e qualquer oposição à mesma e a qualquer outro ato inerente, consequente e subsequente, o advogado Vincenzo Carosi, elegendo o domicílio como na epígrafe e conferindo todos os poderes e faculdades do art. 84 c.p.c. e também o poder de realizar atos que envolvam a provisão do direito em disputa, nomear promotores internos para eleger domicílio, ser substituído, nomear outros promotores e advogados.</w:t>
+      </w:r>
+    </w:p>
+    <w:p>
+      <w:pPr>
+        <w:rPr/>
+      </w:pPr>
+      <w:r>
+        <w:rPr>
+          <w:rtl w:val="0"/>
+        </w:rPr>
+        <w:t xml:space="preserve">Com esta procuração, o advogado Vincenzo Carosi também fica autorizado a solicitar os posteriores registros, transcrições e averbações legais, nos registros cartoriais, da certidão de nascimento dos atuais requerentes, como cidadãos italianos, bem como o registro e anotação na certidão de nascimento e nos registros matrimoniais dos requerentes. Os documentos de identidade dos signatários estão anexados.</w:t>
+      </w:r>
+    </w:p>
+    <w:p>
+      <w:pPr>
         <w:rPr/>
       </w:pPr>
       <w:r>
@@ -143,42 +93,133 @@
     </w:p>
     <w:p>
       <w:pPr>
-        <w:jc w:val="both"/>
-        <w:rPr/>
-      </w:pPr>
-      <w:r>
-        <w:rPr>
-          <w:rtl w:val="0"/>
-        </w:rPr>
-      </w:r>
-    </w:p>
-    <w:p>
-      <w:pPr>
-        <w:jc w:val="both"/>
-        <w:rPr/>
-      </w:pPr>
-      <w:r>
-        <w:rPr>
-          <w:rtl w:val="0"/>
-        </w:rPr>
-      </w:r>
-    </w:p>
-    <w:p>
-      <w:pPr>
-        <w:jc w:val="both"/>
-        <w:rPr/>
-      </w:pPr>
-      <w:r>
-        <w:rPr>
-          <w:rtl w:val="0"/>
-        </w:rPr>
-      </w:r>
-    </w:p>
-    <w:p>
-      <w:pPr>
-        <w:jc w:val="both"/>
-        <w:rPr/>
-      </w:pPr>
+        <w:rPr/>
+      </w:pPr>
+      <w:r>
+        <w:rPr>
+          <w:rtl w:val="0"/>
+        </w:rPr>
+      </w:r>
+    </w:p>
+    <w:p>
+      <w:pPr>
+        <w:rPr/>
+      </w:pPr>
+      <w:r>
+        <w:rPr>
+          <w:rtl w:val="0"/>
+        </w:rPr>
+      </w:r>
+    </w:p>
+    <w:p>
+      <w:pPr>
+        <w:rPr/>
+      </w:pPr>
+      <w:r>
+        <w:rPr>
+          <w:rtl w:val="0"/>
+        </w:rPr>
+      </w:r>
+    </w:p>
+    <w:p>
+      <w:pPr>
+        <w:rPr/>
+      </w:pPr>
+      <w:r>
+        <w:rPr>
+          <w:rtl w:val="0"/>
+        </w:rPr>
+      </w:r>
+    </w:p>
+    <w:p>
+      <w:pPr>
+        <w:rPr/>
+      </w:pPr>
+      <w:r>
+        <w:rPr>
+          <w:rtl w:val="0"/>
+        </w:rPr>
+      </w:r>
+    </w:p>
+    <w:p>
+      <w:pPr>
+        <w:rPr/>
+      </w:pPr>
+      <w:r>
+        <w:rPr>
+          <w:rtl w:val="0"/>
+        </w:rPr>
+      </w:r>
+    </w:p>
+    <w:p>
+      <w:pPr>
+        <w:rPr/>
+      </w:pPr>
+      <w:r>
+        <w:rPr>
+          <w:rtl w:val="0"/>
+        </w:rPr>
+      </w:r>
+    </w:p>
+    <w:p>
+      <w:pPr>
+        <w:rPr/>
+      </w:pPr>
+      <w:r>
+        <w:rPr>
+          <w:rtl w:val="0"/>
+        </w:rPr>
+      </w:r>
+    </w:p>
+    <w:p>
+      <w:pPr>
+        <w:rPr/>
+      </w:pPr>
+      <w:r>
+        <w:rPr>
+          <w:rtl w:val="0"/>
+        </w:rPr>
+      </w:r>
+    </w:p>
+    <w:p>
+      <w:pPr>
+        <w:rPr/>
+      </w:pPr>
+      <w:r>
+        <w:rPr/>
+        <w:drawing>
+          <wp:inline distB="114300" distT="114300" distL="114300" distR="114300">
+            <wp:extent cx="5114925" cy="771525"/>
+            <wp:effectExtent b="0" l="0" r="0" t="0"/>
+            <wp:docPr id="1" name="image2.png"/>
+            <a:graphic>
+              <a:graphicData uri="http://schemas.openxmlformats.org/drawingml/2006/picture">
+                <pic:pic>
+                  <pic:nvPicPr>
+                    <pic:cNvPr id="0" name="image2.png"/>
+                    <pic:cNvPicPr preferRelativeResize="0"/>
+                  </pic:nvPicPr>
+                  <pic:blipFill>
+                    <a:blip r:embed="rId7"/>
+                    <a:srcRect b="0" l="0" r="0" t="0"/>
+                    <a:stretch>
+                      <a:fillRect/>
+                    </a:stretch>
+                  </pic:blipFill>
+                  <pic:spPr>
+                    <a:xfrm>
+                      <a:off x="0" y="0"/>
+                      <a:ext cx="5114925" cy="771525"/>
+                    </a:xfrm>
+                    <a:prstGeom prst="rect"/>
+                    <a:ln/>
+                  </pic:spPr>
+                </pic:pic>
+              </a:graphicData>
+            </a:graphic>
+          </wp:inline>
+        </w:drawing>
+      </w:r>
       <w:r>
         <w:rPr>
           <w:rtl w:val="0"/>
@@ -186,115 +227,12 @@
       </w:r>
     </w:p>
     <w:sectPr>
-      <w:headerReference r:id="rId6" w:type="default"/>
-      <w:footerReference r:id="rId7" w:type="default"/>
-      <w:pgSz w:h="16834" w:w="11909" w:orient="portrait"/>
-      <w:pgMar w:bottom="1440" w:top="1440" w:left="1440" w:right="1440" w:header="720" w:footer="720"/>
+      <w:pgSz w:h="15840" w:w="12240" w:orient="portrait"/>
+      <w:pgMar w:bottom="1440" w:top="1440" w:left="1800" w:right="1800" w:header="720" w:footer="720"/>
       <w:pgNumType w:start="1"/>
     </w:sectPr>
   </w:body>
 </w:document>
-</file>
-
-<file path=word/footer1.xml><?xml version="1.0" encoding="utf-8"?>
-<w:ftr xmlns:mc="http://schemas.openxmlformats.org/markup-compatibility/2006" xmlns:o="urn:schemas-microsoft-com:office:office" xmlns:r="http://schemas.openxmlformats.org/officeDocument/2006/relationships" xmlns:m="http://schemas.openxmlformats.org/officeDocument/2006/math" xmlns:v="urn:schemas-microsoft-com:vml" xmlns:wp="http://schemas.openxmlformats.org/drawingml/2006/wordprocessingDrawing" xmlns:w10="urn:schemas-microsoft-com:office:word" xmlns:w="http://schemas.openxmlformats.org/wordprocessingml/2006/main" xmlns:wne="http://schemas.microsoft.com/office/word/2006/wordml" xmlns:sl="http://schemas.openxmlformats.org/schemaLibrary/2006/main" xmlns:a="http://schemas.openxmlformats.org/drawingml/2006/main" xmlns:pic="http://schemas.openxmlformats.org/drawingml/2006/picture" xmlns:c="http://schemas.openxmlformats.org/drawingml/2006/chart" xmlns:lc="http://schemas.openxmlformats.org/drawingml/2006/lockedCanvas" xmlns:dgm="http://schemas.openxmlformats.org/drawingml/2006/diagram" xmlns:wps="http://schemas.microsoft.com/office/word/2010/wordprocessingShape" xmlns:wpg="http://schemas.microsoft.com/office/word/2010/wordprocessingGroup" xmlns:w14="http://schemas.microsoft.com/office/word/2010/wordml" xmlns:w15="http://schemas.microsoft.com/office/word/2012/wordml" xmlns:w16="http://schemas.microsoft.com/office/word/2018/wordml" xmlns:w16cex="http://schemas.microsoft.com/office/word/2018/wordml/cex" xmlns:w16cid="http://schemas.microsoft.com/office/word/2016/wordml/cid" xmlns="http://schemas.microsoft.com/office/tasks/2019/documenttasks" xmlns:cr="http://schemas.microsoft.com/office/comments/2020/reactions">
-  <w:p>
-    <w:pPr>
-      <w:rPr/>
-    </w:pPr>
-    <w:r>
-      <w:rPr/>
-      <w:drawing>
-        <wp:inline distB="114300" distT="114300" distL="114300" distR="114300">
-          <wp:extent cx="5731200" cy="723900"/>
-          <wp:effectExtent b="0" l="0" r="0" t="0"/>
-          <wp:docPr id="2" name="image2.png"/>
-          <a:graphic>
-            <a:graphicData uri="http://schemas.openxmlformats.org/drawingml/2006/picture">
-              <pic:pic>
-                <pic:nvPicPr>
-                  <pic:cNvPr id="0" name="image2.png"/>
-                  <pic:cNvPicPr preferRelativeResize="0"/>
-                </pic:nvPicPr>
-                <pic:blipFill>
-                  <a:blip r:embed="rId1"/>
-                  <a:srcRect b="0" l="0" r="0" t="0"/>
-                  <a:stretch>
-                    <a:fillRect/>
-                  </a:stretch>
-                </pic:blipFill>
-                <pic:spPr>
-                  <a:xfrm>
-                    <a:off x="0" y="0"/>
-                    <a:ext cx="5731200" cy="723900"/>
-                  </a:xfrm>
-                  <a:prstGeom prst="rect"/>
-                  <a:ln/>
-                </pic:spPr>
-              </pic:pic>
-            </a:graphicData>
-          </a:graphic>
-        </wp:inline>
-      </w:drawing>
-    </w:r>
-    <w:r>
-      <w:rPr>
-        <w:rtl w:val="0"/>
-      </w:rPr>
-    </w:r>
-  </w:p>
-</w:ftr>
-</file>
-
-<file path=word/header1.xml><?xml version="1.0" encoding="utf-8"?>
-<w:hdr xmlns:mc="http://schemas.openxmlformats.org/markup-compatibility/2006" xmlns:o="urn:schemas-microsoft-com:office:office" xmlns:r="http://schemas.openxmlformats.org/officeDocument/2006/relationships" xmlns:m="http://schemas.openxmlformats.org/officeDocument/2006/math" xmlns:v="urn:schemas-microsoft-com:vml" xmlns:wp="http://schemas.openxmlformats.org/drawingml/2006/wordprocessingDrawing" xmlns:w10="urn:schemas-microsoft-com:office:word" xmlns:w="http://schemas.openxmlformats.org/wordprocessingml/2006/main" xmlns:wne="http://schemas.microsoft.com/office/word/2006/wordml" xmlns:sl="http://schemas.openxmlformats.org/schemaLibrary/2006/main" xmlns:a="http://schemas.openxmlformats.org/drawingml/2006/main" xmlns:pic="http://schemas.openxmlformats.org/drawingml/2006/picture" xmlns:c="http://schemas.openxmlformats.org/drawingml/2006/chart" xmlns:lc="http://schemas.openxmlformats.org/drawingml/2006/lockedCanvas" xmlns:dgm="http://schemas.openxmlformats.org/drawingml/2006/diagram" xmlns:wps="http://schemas.microsoft.com/office/word/2010/wordprocessingShape" xmlns:wpg="http://schemas.microsoft.com/office/word/2010/wordprocessingGroup" xmlns:w14="http://schemas.microsoft.com/office/word/2010/wordml" xmlns:w15="http://schemas.microsoft.com/office/word/2012/wordml" xmlns:w16="http://schemas.microsoft.com/office/word/2018/wordml" xmlns:w16cex="http://schemas.microsoft.com/office/word/2018/wordml/cex" xmlns:w16cid="http://schemas.microsoft.com/office/word/2016/wordml/cid" xmlns="http://schemas.microsoft.com/office/tasks/2019/documenttasks" xmlns:cr="http://schemas.microsoft.com/office/comments/2020/reactions">
-  <w:p>
-    <w:pPr>
-      <w:jc w:val="center"/>
-      <w:rPr/>
-    </w:pPr>
-    <w:r>
-      <w:rPr/>
-      <w:drawing>
-        <wp:inline distB="114300" distT="114300" distL="114300" distR="114300">
-          <wp:extent cx="3633788" cy="796777"/>
-          <wp:effectExtent b="0" l="0" r="0" t="0"/>
-          <wp:docPr id="1" name="image1.png"/>
-          <a:graphic>
-            <a:graphicData uri="http://schemas.openxmlformats.org/drawingml/2006/picture">
-              <pic:pic>
-                <pic:nvPicPr>
-                  <pic:cNvPr id="0" name="image1.png"/>
-                  <pic:cNvPicPr preferRelativeResize="0"/>
-                </pic:nvPicPr>
-                <pic:blipFill>
-                  <a:blip r:embed="rId1"/>
-                  <a:srcRect b="0" l="0" r="0" t="0"/>
-                  <a:stretch>
-                    <a:fillRect/>
-                  </a:stretch>
-                </pic:blipFill>
-                <pic:spPr>
-                  <a:xfrm>
-                    <a:off x="0" y="0"/>
-                    <a:ext cx="3633788" cy="796777"/>
-                  </a:xfrm>
-                  <a:prstGeom prst="rect"/>
-                  <a:ln/>
-                </pic:spPr>
-              </pic:pic>
-            </a:graphicData>
-          </a:graphic>
-        </wp:inline>
-      </w:drawing>
-    </w:r>
-    <w:r>
-      <w:rPr>
-        <w:rtl w:val="0"/>
-      </w:rPr>
-    </w:r>
-  </w:p>
-</w:hdr>
 </file>
 
 <file path=word/numbering.xml><?xml version="1.0" encoding="utf-8"?>
@@ -306,16 +244,15 @@
   <w:docDefaults>
     <w:rPrDefault>
       <w:rPr>
-        <w:rFonts w:ascii="Arial" w:cs="Arial" w:eastAsia="Arial" w:hAnsi="Arial"/>
+        <w:rFonts w:ascii="Cambria" w:cs="Cambria" w:eastAsia="Cambria" w:hAnsi="Cambria"/>
         <w:sz w:val="22"/>
         <w:szCs w:val="22"/>
-        <w:lang w:val="pt_BR"/>
+        <w:lang w:val="en"/>
       </w:rPr>
     </w:rPrDefault>
     <w:pPrDefault>
       <w:pPr>
-        <w:spacing w:line="276" w:lineRule="auto"/>
-        <w:jc w:val="both"/>
+        <w:spacing w:after="200" w:line="276" w:lineRule="auto"/>
       </w:pPr>
     </w:pPrDefault>
   </w:docDefaults>
@@ -340,12 +277,15 @@
     <w:pPr>
       <w:keepNext w:val="1"/>
       <w:keepLines w:val="1"/>
-      <w:pageBreakBefore w:val="0"/>
-      <w:spacing w:after="120" w:before="400" w:lineRule="auto"/>
+      <w:spacing w:after="0" w:before="480" w:lineRule="auto"/>
     </w:pPr>
     <w:rPr>
-      <w:sz w:val="40"/>
-      <w:szCs w:val="40"/>
+      <w:rFonts w:ascii="Calibri" w:cs="Calibri" w:eastAsia="Calibri" w:hAnsi="Calibri"/>
+      <w:b w:val="1"/>
+      <w:bCs w:val="1"/>
+      <w:color w:val="366091"/>
+      <w:sz w:val="28"/>
+      <w:szCs w:val="28"/>
     </w:rPr>
   </w:style>
   <w:style w:type="paragraph" w:styleId="Heading2">
@@ -355,14 +295,15 @@
     <w:pPr>
       <w:keepNext w:val="1"/>
       <w:keepLines w:val="1"/>
-      <w:pageBreakBefore w:val="0"/>
-      <w:spacing w:after="120" w:before="360" w:lineRule="auto"/>
+      <w:spacing w:after="0" w:before="200" w:lineRule="auto"/>
     </w:pPr>
     <w:rPr>
-      <w:b w:val="0"/>
-      <w:bCs w:val="0"/>
-      <w:sz w:val="32"/>
-      <w:szCs w:val="32"/>
+      <w:rFonts w:ascii="Calibri" w:cs="Calibri" w:eastAsia="Calibri" w:hAnsi="Calibri"/>
+      <w:b w:val="1"/>
+      <w:bCs w:val="1"/>
+      <w:color w:val="4f81bd"/>
+      <w:sz w:val="26"/>
+      <w:szCs w:val="26"/>
     </w:rPr>
   </w:style>
   <w:style w:type="paragraph" w:styleId="Heading3">
@@ -372,15 +313,13 @@
     <w:pPr>
       <w:keepNext w:val="1"/>
       <w:keepLines w:val="1"/>
-      <w:pageBreakBefore w:val="0"/>
-      <w:spacing w:after="80" w:before="320" w:lineRule="auto"/>
+      <w:spacing w:after="0" w:before="200" w:lineRule="auto"/>
     </w:pPr>
     <w:rPr>
-      <w:b w:val="0"/>
-      <w:bCs w:val="0"/>
-      <w:color w:val="434343"/>
-      <w:sz w:val="28"/>
-      <w:szCs w:val="28"/>
+      <w:rFonts w:ascii="Calibri" w:cs="Calibri" w:eastAsia="Calibri" w:hAnsi="Calibri"/>
+      <w:b w:val="1"/>
+      <w:bCs w:val="1"/>
+      <w:color w:val="4f81bd"/>
     </w:rPr>
   </w:style>
   <w:style w:type="paragraph" w:styleId="Heading4">
@@ -390,13 +329,15 @@
     <w:pPr>
       <w:keepNext w:val="1"/>
       <w:keepLines w:val="1"/>
-      <w:pageBreakBefore w:val="0"/>
-      <w:spacing w:after="80" w:before="280" w:lineRule="auto"/>
+      <w:spacing w:after="0" w:before="200" w:lineRule="auto"/>
     </w:pPr>
     <w:rPr>
-      <w:color w:val="666666"/>
-      <w:sz w:val="24"/>
-      <w:szCs w:val="24"/>
+      <w:rFonts w:ascii="Calibri" w:cs="Calibri" w:eastAsia="Calibri" w:hAnsi="Calibri"/>
+      <w:b w:val="1"/>
+      <w:bCs w:val="1"/>
+      <w:i w:val="1"/>
+      <w:iCs w:val="1"/>
+      <w:color w:val="4f81bd"/>
     </w:rPr>
   </w:style>
   <w:style w:type="paragraph" w:styleId="Heading5">
@@ -406,13 +347,11 @@
     <w:pPr>
       <w:keepNext w:val="1"/>
       <w:keepLines w:val="1"/>
-      <w:pageBreakBefore w:val="0"/>
-      <w:spacing w:after="80" w:before="240" w:lineRule="auto"/>
+      <w:spacing w:after="0" w:before="200" w:lineRule="auto"/>
     </w:pPr>
     <w:rPr>
-      <w:color w:val="666666"/>
-      <w:sz w:val="22"/>
-      <w:szCs w:val="22"/>
+      <w:rFonts w:ascii="Calibri" w:cs="Calibri" w:eastAsia="Calibri" w:hAnsi="Calibri"/>
+      <w:color w:val="243f61"/>
     </w:rPr>
   </w:style>
   <w:style w:type="paragraph" w:styleId="Heading6">
@@ -422,15 +361,13 @@
     <w:pPr>
       <w:keepNext w:val="1"/>
       <w:keepLines w:val="1"/>
-      <w:pageBreakBefore w:val="0"/>
-      <w:spacing w:after="80" w:before="240" w:lineRule="auto"/>
+      <w:spacing w:after="0" w:before="200" w:lineRule="auto"/>
     </w:pPr>
     <w:rPr>
+      <w:rFonts w:ascii="Calibri" w:cs="Calibri" w:eastAsia="Calibri" w:hAnsi="Calibri"/>
       <w:i w:val="1"/>
       <w:iCs w:val="1"/>
-      <w:color w:val="666666"/>
-      <w:sz w:val="22"/>
-      <w:szCs w:val="22"/>
+      <w:color w:val="243f61"/>
     </w:rPr>
   </w:style>
   <w:style w:type="paragraph" w:styleId="Title">
@@ -438,12 +375,14 @@
     <w:basedOn w:val="Normal"/>
     <w:next w:val="Normal"/>
     <w:pPr>
-      <w:keepNext w:val="1"/>
-      <w:keepLines w:val="1"/>
-      <w:pageBreakBefore w:val="0"/>
-      <w:spacing w:after="60" w:before="0" w:lineRule="auto"/>
+      <w:pBdr>
+        <w:bottom w:color="4f81bd" w:space="4" w:sz="8" w:val="single"/>
+      </w:pBdr>
+      <w:spacing w:after="300" w:line="240" w:lineRule="auto"/>
     </w:pPr>
     <w:rPr>
+      <w:rFonts w:ascii="Calibri" w:cs="Calibri" w:eastAsia="Calibri" w:hAnsi="Calibri"/>
+      <w:color w:val="17365d"/>
       <w:sz w:val="52"/>
       <w:szCs w:val="52"/>
     </w:rPr>
@@ -452,19 +391,14 @@
     <w:name w:val="Subtitle"/>
     <w:basedOn w:val="Normal"/>
     <w:next w:val="Normal"/>
-    <w:pPr>
-      <w:keepNext w:val="1"/>
-      <w:keepLines w:val="1"/>
-      <w:pageBreakBefore w:val="0"/>
-      <w:spacing w:after="320" w:before="0" w:lineRule="auto"/>
-    </w:pPr>
+    <w:pPr/>
     <w:rPr>
-      <w:rFonts w:ascii="Arial" w:cs="Arial" w:eastAsia="Arial" w:hAnsi="Arial"/>
-      <w:i w:val="0"/>
-      <w:iCs w:val="0"/>
-      <w:color w:val="666666"/>
-      <w:sz w:val="30"/>
-      <w:szCs w:val="30"/>
+      <w:rFonts w:ascii="Calibri" w:cs="Calibri" w:eastAsia="Calibri" w:hAnsi="Calibri"/>
+      <w:i w:val="1"/>
+      <w:iCs w:val="1"/>
+      <w:color w:val="4f81bd"/>
+      <w:sz w:val="24"/>
+      <w:szCs w:val="24"/>
     </w:rPr>
   </w:style>
 </w:styles>

--- a/Teste.docx
+++ b/Teste.docx
@@ -13,12 +13,12 @@
           <wp:inline distB="114300" distT="114300" distL="114300" distR="114300">
             <wp:extent cx="3524250" cy="714375"/>
             <wp:effectExtent b="0" l="0" r="0" t="0"/>
-            <wp:docPr id="2" name="image1.png"/>
+            <wp:docPr id="2" name="image2.png"/>
             <a:graphic>
               <a:graphicData uri="http://schemas.openxmlformats.org/drawingml/2006/picture">
                 <pic:pic>
                   <pic:nvPicPr>
-                    <pic:cNvPr id="0" name="image1.png"/>
+                    <pic:cNvPr id="0" name="image2.png"/>
                     <pic:cNvPicPr preferRelativeResize="0"/>
                   </pic:nvPicPr>
                   <pic:blipFill>
@@ -66,7 +66,7 @@
         <w:rPr>
           <w:rtl w:val="0"/>
         </w:rPr>
-        <w:t xml:space="preserve">Nos: {{Nome_completo}} ({{Data_nascimento}} - {{Estado_nascimento}} - Brasil) delegamos para representar, defender e auxiliar-nos neste julgamento, para o reconhecimento da cidadania italiana perante o Tribunal de {{Tribunal}}, em todas as fases, estados e graus, incluindo qualquer fase de oposição, bem como a fase de execução e qualquer oposição à mesma e a qualquer outro ato inerente, consequente e subsequente, o advogado Vincenzo Carosi, elegendo o domicílio como na epígrafe e conferindo todos os poderes e faculdades do art. 84 c.p.c. e também o poder de realizar atos que envolvam a provisão do direito em disputa, nomear promotores internos para eleger domicílio, ser substituído, nomear outros promotores e advogados.</w:t>
+        <w:t xml:space="preserve">Nos: {Nome_completo} ( {Data_nascimento} - {Estado_nascimento} - Brasil ) delegamos para representar, defender e auxiliar-nos neste julgamento, para o reconhecimento da cidadania italiana perante o Tribunal de {Tribunal}, em todas as fases, estados e graus, incluindo qualquer fase de oposição, bem como a fase de execução e qualquer oposição à mesma e a qualquer outro ato inerente, consequente e subsequente, o advogado Vincenzo Carosi, elegendo o domicílio como na epígrafe e conferindo todos os poderes e faculdades do art. 84 c.p.c. e também o poder de realizar atos que envolvam a provisão do direito em disputa, nomear promotores internos para eleger domicílio, ser substituído, nomear outros promotores e advogados.</w:t>
       </w:r>
     </w:p>
     <w:p>
@@ -88,7 +88,7 @@
         <w:rPr>
           <w:rtl w:val="0"/>
         </w:rPr>
-        <w:t xml:space="preserve">{{Nome_completo}}</w:t>
+        <w:t xml:space="preserve">{Nome_completo}</w:t>
       </w:r>
     </w:p>
     <w:p>
@@ -191,12 +191,12 @@
           <wp:inline distB="114300" distT="114300" distL="114300" distR="114300">
             <wp:extent cx="5114925" cy="771525"/>
             <wp:effectExtent b="0" l="0" r="0" t="0"/>
-            <wp:docPr id="1" name="image2.png"/>
+            <wp:docPr id="1" name="image1.png"/>
             <a:graphic>
               <a:graphicData uri="http://schemas.openxmlformats.org/drawingml/2006/picture">
                 <pic:pic>
                   <pic:nvPicPr>
-                    <pic:cNvPr id="0" name="image2.png"/>
+                    <pic:cNvPr id="0" name="image1.png"/>
                     <pic:cNvPicPr preferRelativeResize="0"/>
                   </pic:nvPicPr>
                   <pic:blipFill>

--- a/Teste.docx
+++ b/Teste.docx
@@ -66,29 +66,80 @@
         <w:rPr>
           <w:rtl w:val="0"/>
         </w:rPr>
-        <w:t xml:space="preserve">Nos: {Nome_completo} ( {Data_nascimento} - {Estado_nascimento} - Brasil ) delegamos para representar, defender e auxiliar-nos neste julgamento, para o reconhecimento da cidadania italiana perante o Tribunal de {Tribunal}, em todas as fases, estados e graus, incluindo qualquer fase de oposição, bem como a fase de execução e qualquer oposição à mesma e a qualquer outro ato inerente, consequente e subsequente, o advogado Vincenzo Carosi, elegendo o domicílio como na epígrafe e conferindo todos os poderes e faculdades do art. 84 c.p.c. e também o poder de realizar atos que envolvam a provisão do direito em disputa, nomear promotores internos para eleger domicílio, ser substituído, nomear outros promotores e advogados.</w:t>
-      </w:r>
-    </w:p>
-    <w:p>
-      <w:pPr>
-        <w:rPr/>
-      </w:pPr>
-      <w:r>
-        <w:rPr>
-          <w:rtl w:val="0"/>
-        </w:rPr>
-        <w:t xml:space="preserve">Com esta procuração, o advogado Vincenzo Carosi também fica autorizado a solicitar os posteriores registros, transcrições e averbações legais, nos registros cartoriais, da certidão de nascimento dos atuais requerentes, como cidadãos italianos, bem como o registro e anotação na certidão de nascimento e nos registros matrimoniais dos requerentes. Os documentos de identidade dos signatários estão anexados.</w:t>
-      </w:r>
-    </w:p>
-    <w:p>
-      <w:pPr>
-        <w:rPr/>
-      </w:pPr>
-      <w:r>
-        <w:rPr>
-          <w:rtl w:val="0"/>
-        </w:rPr>
-        <w:t xml:space="preserve">{Nome_completo}</w:t>
+        <w:t xml:space="preserve">Nome: {{Nome_completo}}</w:t>
+      </w:r>
+    </w:p>
+    <w:p>
+      <w:pPr>
+        <w:rPr/>
+      </w:pPr>
+      <w:r>
+        <w:rPr>
+          <w:rtl w:val="0"/>
+        </w:rPr>
+      </w:r>
+    </w:p>
+    <w:p>
+      <w:pPr>
+        <w:rPr/>
+      </w:pPr>
+      <w:r>
+        <w:rPr>
+          <w:rtl w:val="0"/>
+        </w:rPr>
+        <w:t xml:space="preserve">Data: {{Data_nascimento}}</w:t>
+      </w:r>
+    </w:p>
+    <w:p>
+      <w:pPr>
+        <w:rPr/>
+      </w:pPr>
+      <w:r>
+        <w:rPr>
+          <w:rtl w:val="0"/>
+        </w:rPr>
+      </w:r>
+    </w:p>
+    <w:p>
+      <w:pPr>
+        <w:rPr/>
+      </w:pPr>
+      <w:r>
+        <w:rPr>
+          <w:rtl w:val="0"/>
+        </w:rPr>
+        <w:t xml:space="preserve">Estado: {{Estado_nascimento}}</w:t>
+      </w:r>
+    </w:p>
+    <w:p>
+      <w:pPr>
+        <w:rPr/>
+      </w:pPr>
+      <w:r>
+        <w:rPr>
+          <w:rtl w:val="0"/>
+        </w:rPr>
+      </w:r>
+    </w:p>
+    <w:p>
+      <w:pPr>
+        <w:rPr/>
+      </w:pPr>
+      <w:r>
+        <w:rPr>
+          <w:rtl w:val="0"/>
+        </w:rPr>
+        <w:t xml:space="preserve">Tribunal: {{Tribunal}}</w:t>
+      </w:r>
+    </w:p>
+    <w:p>
+      <w:pPr>
+        <w:rPr/>
+      </w:pPr>
+      <w:r>
+        <w:rPr>
+          <w:rtl w:val="0"/>
+        </w:rPr>
       </w:r>
     </w:p>
     <w:p>

--- a/Teste.docx
+++ b/Teste.docx
@@ -13,12 +13,12 @@
           <wp:inline distB="114300" distT="114300" distL="114300" distR="114300">
             <wp:extent cx="3524250" cy="714375"/>
             <wp:effectExtent b="0" l="0" r="0" t="0"/>
-            <wp:docPr id="2" name="image2.png"/>
+            <wp:docPr id="2" name="image1.png"/>
             <a:graphic>
               <a:graphicData uri="http://schemas.openxmlformats.org/drawingml/2006/picture">
                 <pic:pic>
                   <pic:nvPicPr>
-                    <pic:cNvPr id="0" name="image2.png"/>
+                    <pic:cNvPr id="0" name="image1.png"/>
                     <pic:cNvPicPr preferRelativeResize="0"/>
                   </pic:nvPicPr>
                   <pic:blipFill>
@@ -66,70 +66,70 @@
         <w:rPr>
           <w:rtl w:val="0"/>
         </w:rPr>
-        <w:t xml:space="preserve">Nome: {{Nome_completo}}</w:t>
-      </w:r>
-    </w:p>
-    <w:p>
-      <w:pPr>
-        <w:rPr/>
-      </w:pPr>
-      <w:r>
-        <w:rPr>
-          <w:rtl w:val="0"/>
-        </w:rPr>
-      </w:r>
-    </w:p>
-    <w:p>
-      <w:pPr>
-        <w:rPr/>
-      </w:pPr>
-      <w:r>
-        <w:rPr>
-          <w:rtl w:val="0"/>
-        </w:rPr>
-        <w:t xml:space="preserve">Data: {{Data_nascimento}}</w:t>
-      </w:r>
-    </w:p>
-    <w:p>
-      <w:pPr>
-        <w:rPr/>
-      </w:pPr>
-      <w:r>
-        <w:rPr>
-          <w:rtl w:val="0"/>
-        </w:rPr>
-      </w:r>
-    </w:p>
-    <w:p>
-      <w:pPr>
-        <w:rPr/>
-      </w:pPr>
-      <w:r>
-        <w:rPr>
-          <w:rtl w:val="0"/>
-        </w:rPr>
-        <w:t xml:space="preserve">Estado: {{Estado_nascimento}}</w:t>
-      </w:r>
-    </w:p>
-    <w:p>
-      <w:pPr>
-        <w:rPr/>
-      </w:pPr>
-      <w:r>
-        <w:rPr>
-          <w:rtl w:val="0"/>
-        </w:rPr>
-      </w:r>
-    </w:p>
-    <w:p>
-      <w:pPr>
-        <w:rPr/>
-      </w:pPr>
-      <w:r>
-        <w:rPr>
-          <w:rtl w:val="0"/>
-        </w:rPr>
-        <w:t xml:space="preserve">Tribunal: {{Tribunal}}</w:t>
+        <w:t xml:space="preserve">Nome: [[Nome_completo]]</w:t>
+      </w:r>
+    </w:p>
+    <w:p>
+      <w:pPr>
+        <w:rPr/>
+      </w:pPr>
+      <w:r>
+        <w:rPr>
+          <w:rtl w:val="0"/>
+        </w:rPr>
+      </w:r>
+    </w:p>
+    <w:p>
+      <w:pPr>
+        <w:rPr/>
+      </w:pPr>
+      <w:r>
+        <w:rPr>
+          <w:rtl w:val="0"/>
+        </w:rPr>
+        <w:t xml:space="preserve">Data: [[Data_nascimento]]</w:t>
+      </w:r>
+    </w:p>
+    <w:p>
+      <w:pPr>
+        <w:rPr/>
+      </w:pPr>
+      <w:r>
+        <w:rPr>
+          <w:rtl w:val="0"/>
+        </w:rPr>
+      </w:r>
+    </w:p>
+    <w:p>
+      <w:pPr>
+        <w:rPr/>
+      </w:pPr>
+      <w:r>
+        <w:rPr>
+          <w:rtl w:val="0"/>
+        </w:rPr>
+        <w:t xml:space="preserve">Estado: [[Estado_nascimento]]</w:t>
+      </w:r>
+    </w:p>
+    <w:p>
+      <w:pPr>
+        <w:rPr/>
+      </w:pPr>
+      <w:r>
+        <w:rPr>
+          <w:rtl w:val="0"/>
+        </w:rPr>
+      </w:r>
+    </w:p>
+    <w:p>
+      <w:pPr>
+        <w:rPr/>
+      </w:pPr>
+      <w:r>
+        <w:rPr>
+          <w:rtl w:val="0"/>
+        </w:rPr>
+        <w:t xml:space="preserve">Tribunal: [[Tribunal]]</w:t>
       </w:r>
     </w:p>
     <w:p>
@@ -242,12 +242,12 @@
           <wp:inline distB="114300" distT="114300" distL="114300" distR="114300">
             <wp:extent cx="5114925" cy="771525"/>
             <wp:effectExtent b="0" l="0" r="0" t="0"/>
-            <wp:docPr id="1" name="image1.png"/>
+            <wp:docPr id="1" name="image2.png"/>
             <a:graphic>
               <a:graphicData uri="http://schemas.openxmlformats.org/drawingml/2006/picture">
                 <pic:pic>
                   <pic:nvPicPr>
-                    <pic:cNvPr id="0" name="image1.png"/>
+                    <pic:cNvPr id="0" name="image2.png"/>
                     <pic:cNvPicPr preferRelativeResize="0"/>
                   </pic:nvPicPr>
                   <pic:blipFill>

--- a/Teste.docx
+++ b/Teste.docx
@@ -4,273 +4,228 @@
   <w:body>
     <w:p>
       <w:pPr>
-        <w:jc w:val="center"/>
-        <w:rPr/>
-      </w:pPr>
-      <w:r>
-        <w:rPr/>
-        <w:drawing>
-          <wp:inline distB="114300" distT="114300" distL="114300" distR="114300">
-            <wp:extent cx="3524250" cy="714375"/>
-            <wp:effectExtent b="0" l="0" r="0" t="0"/>
-            <wp:docPr id="2" name="image1.png"/>
-            <a:graphic>
-              <a:graphicData uri="http://schemas.openxmlformats.org/drawingml/2006/picture">
-                <pic:pic>
-                  <pic:nvPicPr>
-                    <pic:cNvPr id="0" name="image1.png"/>
-                    <pic:cNvPicPr preferRelativeResize="0"/>
-                  </pic:nvPicPr>
-                  <pic:blipFill>
-                    <a:blip r:embed="rId6"/>
-                    <a:srcRect b="0" l="0" r="0" t="0"/>
-                    <a:stretch>
-                      <a:fillRect/>
-                    </a:stretch>
-                  </pic:blipFill>
-                  <pic:spPr>
-                    <a:xfrm>
-                      <a:off x="0" y="0"/>
-                      <a:ext cx="3524250" cy="714375"/>
-                    </a:xfrm>
-                    <a:prstGeom prst="rect"/>
-                    <a:ln/>
-                  </pic:spPr>
-                </pic:pic>
-              </a:graphicData>
-            </a:graphic>
-          </wp:inline>
-        </w:drawing>
-      </w:r>
-      <w:r>
-        <w:rPr>
-          <w:rtl w:val="0"/>
-        </w:rPr>
-      </w:r>
-    </w:p>
-    <w:p>
-      <w:pPr>
-        <w:rPr/>
-      </w:pPr>
-      <w:r>
-        <w:rPr>
-          <w:rtl w:val="0"/>
-        </w:rPr>
-      </w:r>
-    </w:p>
-    <w:p>
-      <w:pPr>
-        <w:rPr/>
-      </w:pPr>
-      <w:r>
-        <w:rPr>
-          <w:rtl w:val="0"/>
-        </w:rPr>
-        <w:t xml:space="preserve">Nome: [[Nome_completo]]</w:t>
-      </w:r>
-    </w:p>
-    <w:p>
-      <w:pPr>
-        <w:rPr/>
-      </w:pPr>
-      <w:r>
-        <w:rPr>
-          <w:rtl w:val="0"/>
-        </w:rPr>
-      </w:r>
-    </w:p>
-    <w:p>
-      <w:pPr>
-        <w:rPr/>
-      </w:pPr>
-      <w:r>
-        <w:rPr>
-          <w:rtl w:val="0"/>
-        </w:rPr>
-        <w:t xml:space="preserve">Data: [[Data_nascimento]]</w:t>
-      </w:r>
-    </w:p>
-    <w:p>
-      <w:pPr>
-        <w:rPr/>
-      </w:pPr>
-      <w:r>
-        <w:rPr>
-          <w:rtl w:val="0"/>
-        </w:rPr>
-      </w:r>
-    </w:p>
-    <w:p>
-      <w:pPr>
-        <w:rPr/>
-      </w:pPr>
-      <w:r>
-        <w:rPr>
-          <w:rtl w:val="0"/>
-        </w:rPr>
-        <w:t xml:space="preserve">Estado: [[Estado_nascimento]]</w:t>
-      </w:r>
-    </w:p>
-    <w:p>
-      <w:pPr>
-        <w:rPr/>
-      </w:pPr>
-      <w:r>
-        <w:rPr>
-          <w:rtl w:val="0"/>
-        </w:rPr>
-      </w:r>
-    </w:p>
-    <w:p>
-      <w:pPr>
-        <w:rPr/>
-      </w:pPr>
-      <w:r>
-        <w:rPr>
-          <w:rtl w:val="0"/>
-        </w:rPr>
-        <w:t xml:space="preserve">Tribunal: [[Tribunal]]</w:t>
-      </w:r>
-    </w:p>
-    <w:p>
-      <w:pPr>
-        <w:rPr/>
-      </w:pPr>
-      <w:r>
-        <w:rPr>
-          <w:rtl w:val="0"/>
-        </w:rPr>
-      </w:r>
-    </w:p>
-    <w:p>
-      <w:pPr>
-        <w:rPr/>
-      </w:pPr>
-      <w:r>
-        <w:rPr>
-          <w:rtl w:val="0"/>
-        </w:rPr>
-      </w:r>
-    </w:p>
-    <w:p>
-      <w:pPr>
-        <w:rPr/>
-      </w:pPr>
-      <w:r>
-        <w:rPr>
-          <w:rtl w:val="0"/>
-        </w:rPr>
-      </w:r>
-    </w:p>
-    <w:p>
-      <w:pPr>
-        <w:rPr/>
-      </w:pPr>
-      <w:r>
-        <w:rPr>
-          <w:rtl w:val="0"/>
-        </w:rPr>
-      </w:r>
-    </w:p>
-    <w:p>
-      <w:pPr>
-        <w:rPr/>
-      </w:pPr>
-      <w:r>
-        <w:rPr>
-          <w:rtl w:val="0"/>
-        </w:rPr>
-      </w:r>
-    </w:p>
-    <w:p>
-      <w:pPr>
-        <w:rPr/>
-      </w:pPr>
-      <w:r>
-        <w:rPr>
-          <w:rtl w:val="0"/>
-        </w:rPr>
-      </w:r>
-    </w:p>
-    <w:p>
-      <w:pPr>
-        <w:rPr/>
-      </w:pPr>
-      <w:r>
-        <w:rPr>
-          <w:rtl w:val="0"/>
-        </w:rPr>
-      </w:r>
-    </w:p>
-    <w:p>
-      <w:pPr>
-        <w:rPr/>
-      </w:pPr>
-      <w:r>
-        <w:rPr>
-          <w:rtl w:val="0"/>
-        </w:rPr>
-      </w:r>
-    </w:p>
-    <w:p>
-      <w:pPr>
-        <w:rPr/>
-      </w:pPr>
-      <w:r>
-        <w:rPr>
-          <w:rtl w:val="0"/>
-        </w:rPr>
-      </w:r>
-    </w:p>
-    <w:p>
-      <w:pPr>
-        <w:rPr/>
-      </w:pPr>
-      <w:r>
-        <w:rPr>
-          <w:rtl w:val="0"/>
-        </w:rPr>
-      </w:r>
-    </w:p>
-    <w:p>
-      <w:pPr>
-        <w:rPr/>
-      </w:pPr>
-      <w:r>
-        <w:rPr/>
-        <w:drawing>
-          <wp:inline distB="114300" distT="114300" distL="114300" distR="114300">
-            <wp:extent cx="5114925" cy="771525"/>
-            <wp:effectExtent b="0" l="0" r="0" t="0"/>
-            <wp:docPr id="1" name="image2.png"/>
-            <a:graphic>
-              <a:graphicData uri="http://schemas.openxmlformats.org/drawingml/2006/picture">
-                <pic:pic>
-                  <pic:nvPicPr>
-                    <pic:cNvPr id="0" name="image2.png"/>
-                    <pic:cNvPicPr preferRelativeResize="0"/>
-                  </pic:nvPicPr>
-                  <pic:blipFill>
-                    <a:blip r:embed="rId7"/>
-                    <a:srcRect b="0" l="0" r="0" t="0"/>
-                    <a:stretch>
-                      <a:fillRect/>
-                    </a:stretch>
-                  </pic:blipFill>
-                  <pic:spPr>
-                    <a:xfrm>
-                      <a:off x="0" y="0"/>
-                      <a:ext cx="5114925" cy="771525"/>
-                    </a:xfrm>
-                    <a:prstGeom prst="rect"/>
-                    <a:ln/>
-                  </pic:spPr>
-                </pic:pic>
-              </a:graphicData>
-            </a:graphic>
-          </wp:inline>
-        </w:drawing>
-      </w:r>
+        <w:rPr/>
+      </w:pPr>
+      <w:r>
+        <w:rPr>
+          <w:rtl w:val="0"/>
+        </w:rPr>
+        <w:t xml:space="preserve">Nos: </w:t>
+      </w:r>
+      <w:r>
+        <w:rPr>
+          <w:rFonts w:ascii="Cambria" w:cs="Cambria" w:eastAsia="Cambria" w:hAnsi="Cambria"/>
+          <w:rtl w:val="0"/>
+        </w:rPr>
+        <w:t xml:space="preserve">[[Nome_completo]]</w:t>
+      </w:r>
+      <w:r>
+        <w:rPr>
+          <w:rtl w:val="0"/>
+        </w:rPr>
+        <w:t xml:space="preserve"> (</w:t>
+      </w:r>
+      <w:r>
+        <w:rPr>
+          <w:rFonts w:ascii="Cambria" w:cs="Cambria" w:eastAsia="Cambria" w:hAnsi="Cambria"/>
+          <w:rtl w:val="0"/>
+        </w:rPr>
+        <w:t xml:space="preserve">[[Data_nascimento]]</w:t>
+      </w:r>
+      <w:r>
+        <w:rPr>
+          <w:rtl w:val="0"/>
+        </w:rPr>
+        <w:t xml:space="preserve"> - </w:t>
+      </w:r>
+      <w:r>
+        <w:rPr>
+          <w:rFonts w:ascii="Cambria" w:cs="Cambria" w:eastAsia="Cambria" w:hAnsi="Cambria"/>
+          <w:rtl w:val="0"/>
+        </w:rPr>
+        <w:t xml:space="preserve">[[Estado_nascimento]]</w:t>
+      </w:r>
+      <w:r>
+        <w:rPr>
+          <w:rtl w:val="0"/>
+        </w:rPr>
+        <w:t xml:space="preserve"> - Brasil)  delegamos para representar, defender e auxiliar-nos neste julgamento, para o reconhecimento da cidadania italiana perante o Tribunal de </w:t>
+      </w:r>
+      <w:r>
+        <w:rPr>
+          <w:rFonts w:ascii="Cambria" w:cs="Cambria" w:eastAsia="Cambria" w:hAnsi="Cambria"/>
+          <w:rtl w:val="0"/>
+        </w:rPr>
+        <w:t xml:space="preserve">[[Tribunal]]</w:t>
+      </w:r>
+      <w:r>
+        <w:rPr>
+          <w:rtl w:val="0"/>
+        </w:rPr>
+        <w:t xml:space="preserve">, em todas as fases, estados e graus, incluindo qualquer fase de oposição, bem como a fase de execução e qualquer oposição à mesma e a qualquer outro ato inerente, conseqüente e subsequente, o advogado Vincenzo Carosi, elegendo o domicílio como na epígrafe e conferindo todos os poderes e faculdades do art. 84 c.p.c. e também o poder de realizar atos que envolvam a provisão do direito em disputa, nomear promotores internos para eleger domicílio, ser substituído, nomear outros promotores e advogados.</w:t>
+      </w:r>
+    </w:p>
+    <w:p>
+      <w:pPr>
+        <w:jc w:val="both"/>
+        <w:rPr/>
+      </w:pPr>
+      <w:r>
+        <w:rPr>
+          <w:rtl w:val="0"/>
+        </w:rPr>
+      </w:r>
+    </w:p>
+    <w:p>
+      <w:pPr>
+        <w:jc w:val="both"/>
+        <w:rPr/>
+      </w:pPr>
+      <w:r>
+        <w:rPr>
+          <w:rtl w:val="0"/>
+        </w:rPr>
+        <w:t xml:space="preserve">Com esta procuração, o advogado Vincenzo Carosi também fica autorizado a solicitar os</w:t>
+      </w:r>
+    </w:p>
+    <w:p>
+      <w:pPr>
+        <w:jc w:val="both"/>
+        <w:rPr/>
+      </w:pPr>
+      <w:r>
+        <w:rPr>
+          <w:rtl w:val="0"/>
+        </w:rPr>
+        <w:t xml:space="preserve">posteriores registros, transcrições e averbações legais, nos registros cartoriais, da certidão</w:t>
+      </w:r>
+    </w:p>
+    <w:p>
+      <w:pPr>
+        <w:jc w:val="both"/>
+        <w:rPr/>
+      </w:pPr>
+      <w:r>
+        <w:rPr>
+          <w:rtl w:val="0"/>
+        </w:rPr>
+        <w:t xml:space="preserve">de nascimento dos atuais requerentes, como cidadãos italianos, bem como o registro e</w:t>
+      </w:r>
+    </w:p>
+    <w:p>
+      <w:pPr>
+        <w:jc w:val="both"/>
+        <w:rPr/>
+      </w:pPr>
+      <w:r>
+        <w:rPr>
+          <w:rtl w:val="0"/>
+        </w:rPr>
+        <w:t xml:space="preserve">anotação na certidão de nascimento e nos registros matrimoniais dos requerentes. Os</w:t>
+      </w:r>
+    </w:p>
+    <w:p>
+      <w:pPr>
+        <w:jc w:val="both"/>
+        <w:rPr/>
+      </w:pPr>
+      <w:r>
+        <w:rPr>
+          <w:rtl w:val="0"/>
+        </w:rPr>
+        <w:t xml:space="preserve">documentos de identidade dos signatários estão anexados.</w:t>
+      </w:r>
+    </w:p>
+    <w:p>
+      <w:pPr>
+        <w:jc w:val="both"/>
+        <w:rPr/>
+      </w:pPr>
+      <w:r>
+        <w:rPr>
+          <w:rtl w:val="0"/>
+        </w:rPr>
+      </w:r>
+    </w:p>
+    <w:p>
+      <w:pPr>
+        <w:jc w:val="both"/>
+        <w:rPr/>
+      </w:pPr>
+      <w:r>
+        <w:rPr>
+          <w:rtl w:val="0"/>
+        </w:rPr>
+      </w:r>
+    </w:p>
+    <w:p>
+      <w:pPr>
+        <w:jc w:val="both"/>
+        <w:rPr/>
+      </w:pPr>
+      <w:r>
+        <w:rPr>
+          <w:rtl w:val="0"/>
+        </w:rPr>
+      </w:r>
+    </w:p>
+    <w:p>
+      <w:pPr>
+        <w:spacing w:after="200" w:lineRule="auto"/>
+        <w:jc w:val="left"/>
+        <w:rPr/>
+      </w:pPr>
+      <w:r>
+        <w:rPr>
+          <w:rFonts w:ascii="Cambria" w:cs="Cambria" w:eastAsia="Cambria" w:hAnsi="Cambria"/>
+          <w:rtl w:val="0"/>
+        </w:rPr>
+        <w:t xml:space="preserve">[[Nome_completo]]</w:t>
+      </w:r>
+      <w:r>
+        <w:rPr>
+          <w:rtl w:val="0"/>
+        </w:rPr>
+      </w:r>
+    </w:p>
+    <w:p>
+      <w:pPr>
+        <w:jc w:val="both"/>
+        <w:rPr/>
+      </w:pPr>
+      <w:r>
+        <w:rPr>
+          <w:rtl w:val="0"/>
+        </w:rPr>
+      </w:r>
+    </w:p>
+    <w:p>
+      <w:pPr>
+        <w:jc w:val="both"/>
+        <w:rPr/>
+      </w:pPr>
+      <w:r>
+        <w:rPr>
+          <w:rtl w:val="0"/>
+        </w:rPr>
+      </w:r>
+    </w:p>
+    <w:p>
+      <w:pPr>
+        <w:jc w:val="both"/>
+        <w:rPr/>
+      </w:pPr>
+      <w:r>
+        <w:rPr>
+          <w:rtl w:val="0"/>
+        </w:rPr>
+      </w:r>
+    </w:p>
+    <w:p>
+      <w:pPr>
+        <w:jc w:val="both"/>
+        <w:rPr/>
+      </w:pPr>
       <w:r>
         <w:rPr>
           <w:rtl w:val="0"/>
@@ -278,12 +233,115 @@
       </w:r>
     </w:p>
     <w:sectPr>
-      <w:pgSz w:h="15840" w:w="12240" w:orient="portrait"/>
-      <w:pgMar w:bottom="1440" w:top="1440" w:left="1800" w:right="1800" w:header="720" w:footer="720"/>
+      <w:headerReference r:id="rId6" w:type="default"/>
+      <w:footerReference r:id="rId7" w:type="default"/>
+      <w:pgSz w:h="16834" w:w="11909" w:orient="portrait"/>
+      <w:pgMar w:bottom="1440" w:top="1440" w:left="1440" w:right="1440" w:header="720" w:footer="720"/>
       <w:pgNumType w:start="1"/>
     </w:sectPr>
   </w:body>
 </w:document>
+</file>
+
+<file path=word/footer1.xml><?xml version="1.0" encoding="utf-8"?>
+<w:ftr xmlns:mc="http://schemas.openxmlformats.org/markup-compatibility/2006" xmlns:o="urn:schemas-microsoft-com:office:office" xmlns:r="http://schemas.openxmlformats.org/officeDocument/2006/relationships" xmlns:m="http://schemas.openxmlformats.org/officeDocument/2006/math" xmlns:v="urn:schemas-microsoft-com:vml" xmlns:wp="http://schemas.openxmlformats.org/drawingml/2006/wordprocessingDrawing" xmlns:w10="urn:schemas-microsoft-com:office:word" xmlns:w="http://schemas.openxmlformats.org/wordprocessingml/2006/main" xmlns:wne="http://schemas.microsoft.com/office/word/2006/wordml" xmlns:sl="http://schemas.openxmlformats.org/schemaLibrary/2006/main" xmlns:a="http://schemas.openxmlformats.org/drawingml/2006/main" xmlns:pic="http://schemas.openxmlformats.org/drawingml/2006/picture" xmlns:c="http://schemas.openxmlformats.org/drawingml/2006/chart" xmlns:lc="http://schemas.openxmlformats.org/drawingml/2006/lockedCanvas" xmlns:dgm="http://schemas.openxmlformats.org/drawingml/2006/diagram" xmlns:wps="http://schemas.microsoft.com/office/word/2010/wordprocessingShape" xmlns:wpg="http://schemas.microsoft.com/office/word/2010/wordprocessingGroup" xmlns:w14="http://schemas.microsoft.com/office/word/2010/wordml" xmlns:w15="http://schemas.microsoft.com/office/word/2012/wordml" xmlns:w16="http://schemas.microsoft.com/office/word/2018/wordml" xmlns:w16cex="http://schemas.microsoft.com/office/word/2018/wordml/cex" xmlns:w16cid="http://schemas.microsoft.com/office/word/2016/wordml/cid" xmlns="http://schemas.microsoft.com/office/tasks/2019/documenttasks" xmlns:cr="http://schemas.microsoft.com/office/comments/2020/reactions">
+  <w:p>
+    <w:pPr>
+      <w:rPr/>
+    </w:pPr>
+    <w:r>
+      <w:rPr/>
+      <w:drawing>
+        <wp:inline distB="114300" distT="114300" distL="114300" distR="114300">
+          <wp:extent cx="5731200" cy="723900"/>
+          <wp:effectExtent b="0" l="0" r="0" t="0"/>
+          <wp:docPr id="2" name="image2.png"/>
+          <a:graphic>
+            <a:graphicData uri="http://schemas.openxmlformats.org/drawingml/2006/picture">
+              <pic:pic>
+                <pic:nvPicPr>
+                  <pic:cNvPr id="0" name="image2.png"/>
+                  <pic:cNvPicPr preferRelativeResize="0"/>
+                </pic:nvPicPr>
+                <pic:blipFill>
+                  <a:blip r:embed="rId1"/>
+                  <a:srcRect b="0" l="0" r="0" t="0"/>
+                  <a:stretch>
+                    <a:fillRect/>
+                  </a:stretch>
+                </pic:blipFill>
+                <pic:spPr>
+                  <a:xfrm>
+                    <a:off x="0" y="0"/>
+                    <a:ext cx="5731200" cy="723900"/>
+                  </a:xfrm>
+                  <a:prstGeom prst="rect"/>
+                  <a:ln/>
+                </pic:spPr>
+              </pic:pic>
+            </a:graphicData>
+          </a:graphic>
+        </wp:inline>
+      </w:drawing>
+    </w:r>
+    <w:r>
+      <w:rPr>
+        <w:rtl w:val="0"/>
+      </w:rPr>
+    </w:r>
+  </w:p>
+</w:ftr>
+</file>
+
+<file path=word/header1.xml><?xml version="1.0" encoding="utf-8"?>
+<w:hdr xmlns:mc="http://schemas.openxmlformats.org/markup-compatibility/2006" xmlns:o="urn:schemas-microsoft-com:office:office" xmlns:r="http://schemas.openxmlformats.org/officeDocument/2006/relationships" xmlns:m="http://schemas.openxmlformats.org/officeDocument/2006/math" xmlns:v="urn:schemas-microsoft-com:vml" xmlns:wp="http://schemas.openxmlformats.org/drawingml/2006/wordprocessingDrawing" xmlns:w10="urn:schemas-microsoft-com:office:word" xmlns:w="http://schemas.openxmlformats.org/wordprocessingml/2006/main" xmlns:wne="http://schemas.microsoft.com/office/word/2006/wordml" xmlns:sl="http://schemas.openxmlformats.org/schemaLibrary/2006/main" xmlns:a="http://schemas.openxmlformats.org/drawingml/2006/main" xmlns:pic="http://schemas.openxmlformats.org/drawingml/2006/picture" xmlns:c="http://schemas.openxmlformats.org/drawingml/2006/chart" xmlns:lc="http://schemas.openxmlformats.org/drawingml/2006/lockedCanvas" xmlns:dgm="http://schemas.openxmlformats.org/drawingml/2006/diagram" xmlns:wps="http://schemas.microsoft.com/office/word/2010/wordprocessingShape" xmlns:wpg="http://schemas.microsoft.com/office/word/2010/wordprocessingGroup" xmlns:w14="http://schemas.microsoft.com/office/word/2010/wordml" xmlns:w15="http://schemas.microsoft.com/office/word/2012/wordml" xmlns:w16="http://schemas.microsoft.com/office/word/2018/wordml" xmlns:w16cex="http://schemas.microsoft.com/office/word/2018/wordml/cex" xmlns:w16cid="http://schemas.microsoft.com/office/word/2016/wordml/cid" xmlns="http://schemas.microsoft.com/office/tasks/2019/documenttasks" xmlns:cr="http://schemas.microsoft.com/office/comments/2020/reactions">
+  <w:p>
+    <w:pPr>
+      <w:jc w:val="center"/>
+      <w:rPr/>
+    </w:pPr>
+    <w:r>
+      <w:rPr/>
+      <w:drawing>
+        <wp:inline distB="114300" distT="114300" distL="114300" distR="114300">
+          <wp:extent cx="3633788" cy="796777"/>
+          <wp:effectExtent b="0" l="0" r="0" t="0"/>
+          <wp:docPr id="1" name="image1.png"/>
+          <a:graphic>
+            <a:graphicData uri="http://schemas.openxmlformats.org/drawingml/2006/picture">
+              <pic:pic>
+                <pic:nvPicPr>
+                  <pic:cNvPr id="0" name="image1.png"/>
+                  <pic:cNvPicPr preferRelativeResize="0"/>
+                </pic:nvPicPr>
+                <pic:blipFill>
+                  <a:blip r:embed="rId1"/>
+                  <a:srcRect b="0" l="0" r="0" t="0"/>
+                  <a:stretch>
+                    <a:fillRect/>
+                  </a:stretch>
+                </pic:blipFill>
+                <pic:spPr>
+                  <a:xfrm>
+                    <a:off x="0" y="0"/>
+                    <a:ext cx="3633788" cy="796777"/>
+                  </a:xfrm>
+                  <a:prstGeom prst="rect"/>
+                  <a:ln/>
+                </pic:spPr>
+              </pic:pic>
+            </a:graphicData>
+          </a:graphic>
+        </wp:inline>
+      </w:drawing>
+    </w:r>
+    <w:r>
+      <w:rPr>
+        <w:rtl w:val="0"/>
+      </w:rPr>
+    </w:r>
+  </w:p>
+</w:hdr>
 </file>
 
 <file path=word/numbering.xml><?xml version="1.0" encoding="utf-8"?>
@@ -295,15 +353,16 @@
   <w:docDefaults>
     <w:rPrDefault>
       <w:rPr>
-        <w:rFonts w:ascii="Cambria" w:cs="Cambria" w:eastAsia="Cambria" w:hAnsi="Cambria"/>
+        <w:rFonts w:ascii="Arial" w:cs="Arial" w:eastAsia="Arial" w:hAnsi="Arial"/>
         <w:sz w:val="22"/>
         <w:szCs w:val="22"/>
-        <w:lang w:val="en"/>
+        <w:lang w:val="pt_BR"/>
       </w:rPr>
     </w:rPrDefault>
     <w:pPrDefault>
       <w:pPr>
-        <w:spacing w:after="200" w:line="276" w:lineRule="auto"/>
+        <w:spacing w:line="276" w:lineRule="auto"/>
+        <w:jc w:val="both"/>
       </w:pPr>
     </w:pPrDefault>
   </w:docDefaults>
@@ -328,15 +387,12 @@
     <w:pPr>
       <w:keepNext w:val="1"/>
       <w:keepLines w:val="1"/>
-      <w:spacing w:after="0" w:before="480" w:lineRule="auto"/>
+      <w:pageBreakBefore w:val="0"/>
+      <w:spacing w:after="120" w:before="400" w:lineRule="auto"/>
     </w:pPr>
     <w:rPr>
-      <w:rFonts w:ascii="Calibri" w:cs="Calibri" w:eastAsia="Calibri" w:hAnsi="Calibri"/>
-      <w:b w:val="1"/>
-      <w:bCs w:val="1"/>
-      <w:color w:val="366091"/>
-      <w:sz w:val="28"/>
-      <w:szCs w:val="28"/>
+      <w:sz w:val="40"/>
+      <w:szCs w:val="40"/>
     </w:rPr>
   </w:style>
   <w:style w:type="paragraph" w:styleId="Heading2">
@@ -346,15 +402,14 @@
     <w:pPr>
       <w:keepNext w:val="1"/>
       <w:keepLines w:val="1"/>
-      <w:spacing w:after="0" w:before="200" w:lineRule="auto"/>
+      <w:pageBreakBefore w:val="0"/>
+      <w:spacing w:after="120" w:before="360" w:lineRule="auto"/>
     </w:pPr>
     <w:rPr>
-      <w:rFonts w:ascii="Calibri" w:cs="Calibri" w:eastAsia="Calibri" w:hAnsi="Calibri"/>
-      <w:b w:val="1"/>
-      <w:bCs w:val="1"/>
-      <w:color w:val="4f81bd"/>
-      <w:sz w:val="26"/>
-      <w:szCs w:val="26"/>
+      <w:b w:val="0"/>
+      <w:bCs w:val="0"/>
+      <w:sz w:val="32"/>
+      <w:szCs w:val="32"/>
     </w:rPr>
   </w:style>
   <w:style w:type="paragraph" w:styleId="Heading3">
@@ -364,13 +419,15 @@
     <w:pPr>
       <w:keepNext w:val="1"/>
       <w:keepLines w:val="1"/>
-      <w:spacing w:after="0" w:before="200" w:lineRule="auto"/>
+      <w:pageBreakBefore w:val="0"/>
+      <w:spacing w:after="80" w:before="320" w:lineRule="auto"/>
     </w:pPr>
     <w:rPr>
-      <w:rFonts w:ascii="Calibri" w:cs="Calibri" w:eastAsia="Calibri" w:hAnsi="Calibri"/>
-      <w:b w:val="1"/>
-      <w:bCs w:val="1"/>
-      <w:color w:val="4f81bd"/>
+      <w:b w:val="0"/>
+      <w:bCs w:val="0"/>
+      <w:color w:val="434343"/>
+      <w:sz w:val="28"/>
+      <w:szCs w:val="28"/>
     </w:rPr>
   </w:style>
   <w:style w:type="paragraph" w:styleId="Heading4">
@@ -380,15 +437,13 @@
     <w:pPr>
       <w:keepNext w:val="1"/>
       <w:keepLines w:val="1"/>
-      <w:spacing w:after="0" w:before="200" w:lineRule="auto"/>
+      <w:pageBreakBefore w:val="0"/>
+      <w:spacing w:after="80" w:before="280" w:lineRule="auto"/>
     </w:pPr>
     <w:rPr>
-      <w:rFonts w:ascii="Calibri" w:cs="Calibri" w:eastAsia="Calibri" w:hAnsi="Calibri"/>
-      <w:b w:val="1"/>
-      <w:bCs w:val="1"/>
-      <w:i w:val="1"/>
-      <w:iCs w:val="1"/>
-      <w:color w:val="4f81bd"/>
+      <w:color w:val="666666"/>
+      <w:sz w:val="24"/>
+      <w:szCs w:val="24"/>
     </w:rPr>
   </w:style>
   <w:style w:type="paragraph" w:styleId="Heading5">
@@ -398,11 +453,13 @@
     <w:pPr>
       <w:keepNext w:val="1"/>
       <w:keepLines w:val="1"/>
-      <w:spacing w:after="0" w:before="200" w:lineRule="auto"/>
+      <w:pageBreakBefore w:val="0"/>
+      <w:spacing w:after="80" w:before="240" w:lineRule="auto"/>
     </w:pPr>
     <w:rPr>
-      <w:rFonts w:ascii="Calibri" w:cs="Calibri" w:eastAsia="Calibri" w:hAnsi="Calibri"/>
-      <w:color w:val="243f61"/>
+      <w:color w:val="666666"/>
+      <w:sz w:val="22"/>
+      <w:szCs w:val="22"/>
     </w:rPr>
   </w:style>
   <w:style w:type="paragraph" w:styleId="Heading6">
@@ -412,13 +469,15 @@
     <w:pPr>
       <w:keepNext w:val="1"/>
       <w:keepLines w:val="1"/>
-      <w:spacing w:after="0" w:before="200" w:lineRule="auto"/>
+      <w:pageBreakBefore w:val="0"/>
+      <w:spacing w:after="80" w:before="240" w:lineRule="auto"/>
     </w:pPr>
     <w:rPr>
-      <w:rFonts w:ascii="Calibri" w:cs="Calibri" w:eastAsia="Calibri" w:hAnsi="Calibri"/>
       <w:i w:val="1"/>
       <w:iCs w:val="1"/>
-      <w:color w:val="243f61"/>
+      <w:color w:val="666666"/>
+      <w:sz w:val="22"/>
+      <w:szCs w:val="22"/>
     </w:rPr>
   </w:style>
   <w:style w:type="paragraph" w:styleId="Title">
@@ -426,14 +485,12 @@
     <w:basedOn w:val="Normal"/>
     <w:next w:val="Normal"/>
     <w:pPr>
-      <w:pBdr>
-        <w:bottom w:color="4f81bd" w:space="4" w:sz="8" w:val="single"/>
-      </w:pBdr>
-      <w:spacing w:after="300" w:line="240" w:lineRule="auto"/>
+      <w:keepNext w:val="1"/>
+      <w:keepLines w:val="1"/>
+      <w:pageBreakBefore w:val="0"/>
+      <w:spacing w:after="60" w:before="0" w:lineRule="auto"/>
     </w:pPr>
     <w:rPr>
-      <w:rFonts w:ascii="Calibri" w:cs="Calibri" w:eastAsia="Calibri" w:hAnsi="Calibri"/>
-      <w:color w:val="17365d"/>
       <w:sz w:val="52"/>
       <w:szCs w:val="52"/>
     </w:rPr>
@@ -442,14 +499,19 @@
     <w:name w:val="Subtitle"/>
     <w:basedOn w:val="Normal"/>
     <w:next w:val="Normal"/>
-    <w:pPr/>
+    <w:pPr>
+      <w:keepNext w:val="1"/>
+      <w:keepLines w:val="1"/>
+      <w:pageBreakBefore w:val="0"/>
+      <w:spacing w:after="320" w:before="0" w:lineRule="auto"/>
+    </w:pPr>
     <w:rPr>
-      <w:rFonts w:ascii="Calibri" w:cs="Calibri" w:eastAsia="Calibri" w:hAnsi="Calibri"/>
-      <w:i w:val="1"/>
-      <w:iCs w:val="1"/>
-      <w:color w:val="4f81bd"/>
-      <w:sz w:val="24"/>
-      <w:szCs w:val="24"/>
+      <w:rFonts w:ascii="Arial" w:cs="Arial" w:eastAsia="Arial" w:hAnsi="Arial"/>
+      <w:i w:val="0"/>
+      <w:iCs w:val="0"/>
+      <w:color w:val="666666"/>
+      <w:sz w:val="30"/>
+      <w:szCs w:val="30"/>
     </w:rPr>
   </w:style>
 </w:styles>
